--- a/templates_docx/lokadalat_template.docx
+++ b/templates_docx/lokadalat_template.docx
@@ -1,6 +1,6 @@
 
 <file path=word/document.xml><?xml version="1.0" encoding="utf-8"?>
-<w:document xmlns:wpc="http://schemas.microsoft.com/office/word/2010/wordprocessingCanvas" xmlns:cx="http://schemas.microsoft.com/office/drawing/2014/chartex" xmlns:cx1="http://schemas.microsoft.com/office/drawing/2015/9/8/chartex" xmlns:cx2="http://schemas.microsoft.com/office/drawing/2015/10/21/chartex" xmlns:cx3="http://schemas.microsoft.com/office/drawing/2016/5/9/chartex" xmlns:cx4="http://schemas.microsoft.com/office/drawing/2016/5/10/chartex" xmlns:cx5="http://schemas.microsoft.com/office/drawing/2016/5/11/chartex" xmlns:cx6="http://schemas.microsoft.com/office/drawing/2016/5/12/chartex" xmlns:cx7="http://schemas.microsoft.com/office/drawing/2016/5/13/chartex" xmlns:cx8="http://schemas.microsoft.com/office/drawing/2016/5/14/chartex" xmlns:mc="http://schemas.openxmlformats.org/markup-compatibility/2006" xmlns:aink="http://schemas.microsoft.com/office/drawing/2016/ink" xmlns:am3d="http://schemas.microsoft.com/office/drawing/2017/model3d" xmlns:o="urn:schemas-microsoft-com:office:office" xmlns:oel="http://schemas.microsoft.com/office/2019/extlst" xmlns:r="http://schemas.openxmlformats.org/officeDocument/2006/relationships" xmlns:m="http://schemas.openxmlformats.org/officeDocument/2006/math" xmlns:v="urn:schemas-microsoft-com:vml" xmlns:wp14="http://schemas.microsoft.com/office/word/2010/wordprocessingDrawing" xmlns:wp="http://schemas.openxmlformats.org/drawingml/2006/wordprocessingDrawing" xmlns:w10="urn:schemas-microsoft-com:office:word" xmlns:w="http://schemas.openxmlformats.org/wordprocessingml/2006/main" xmlns:w14="http://schemas.microsoft.com/office/word/2010/wordml" xmlns:w15="http://schemas.microsoft.com/office/word/2012/wordml" xmlns:w16cex="http://schemas.microsoft.com/office/word/2018/wordml/cex" xmlns:w16cid="http://schemas.microsoft.com/office/word/2016/wordml/cid" xmlns:w16="http://schemas.microsoft.com/office/word/2018/wordml" xmlns:w16du="http://schemas.microsoft.com/office/word/2023/wordml/word16du" xmlns:w16sdtdh="http://schemas.microsoft.com/office/word/2020/wordml/sdtdatahash" xmlns:w16sdtfl="http://schemas.microsoft.com/office/word/2024/wordml/sdtformatlock" xmlns:w16se="http://schemas.microsoft.com/office/word/2015/wordml/symex" xmlns:wpg="http://schemas.microsoft.com/office/word/2010/wordprocessingGroup" xmlns:wpi="http://schemas.microsoft.com/office/word/2010/wordprocessingInk" xmlns:wne="http://schemas.microsoft.com/office/word/2006/wordml" xmlns:wps="http://schemas.microsoft.com/office/word/2010/wordprocessingShape" mc:Ignorable="w14 w15 w16se w16cid w16 w16cex w16sdtdh w16sdtfl w16du wp14">
+<w:document xmlns:wpc="http://schemas.microsoft.com/office/word/2010/wordprocessingCanvas" xmlns:cx="http://schemas.microsoft.com/office/drawing/2014/chartex" xmlns:cx1="http://schemas.microsoft.com/office/drawing/2015/9/8/chartex" xmlns:cx2="http://schemas.microsoft.com/office/drawing/2015/10/21/chartex" xmlns:cx3="http://schemas.microsoft.com/office/drawing/2016/5/9/chartex" xmlns:cx4="http://schemas.microsoft.com/office/drawing/2016/5/10/chartex" xmlns:cx5="http://schemas.microsoft.com/office/drawing/2016/5/11/chartex" xmlns:cx6="http://schemas.microsoft.com/office/drawing/2016/5/12/chartex" xmlns:cx7="http://schemas.microsoft.com/office/drawing/2016/5/13/chartex" xmlns:cx8="http://schemas.microsoft.com/office/drawing/2016/5/14/chartex" xmlns:mc="http://schemas.openxmlformats.org/markup-compatibility/2006" xmlns:aink="http://schemas.microsoft.com/office/drawing/2016/ink" xmlns:am3d="http://schemas.microsoft.com/office/drawing/2017/model3d" xmlns:o="urn:schemas-microsoft-com:office:office" xmlns:r="http://schemas.openxmlformats.org/officeDocument/2006/relationships" xmlns:m="http://schemas.openxmlformats.org/officeDocument/2006/math" xmlns:v="urn:schemas-microsoft-com:vml" xmlns:wp14="http://schemas.microsoft.com/office/word/2010/wordprocessingDrawing" xmlns:wp="http://schemas.openxmlformats.org/drawingml/2006/wordprocessingDrawing" xmlns:w10="urn:schemas-microsoft-com:office:word" xmlns:w="http://schemas.openxmlformats.org/wordprocessingml/2006/main" xmlns:w14="http://schemas.microsoft.com/office/word/2010/wordml" xmlns:w15="http://schemas.microsoft.com/office/word/2012/wordml" xmlns:w16cex="http://schemas.microsoft.com/office/word/2018/wordml/cex" xmlns:w16cid="http://schemas.microsoft.com/office/word/2016/wordml/cid" xmlns:w16="http://schemas.microsoft.com/office/word/2018/wordml" xmlns:w16sdtdh="http://schemas.microsoft.com/office/word/2020/wordml/sdtdatahash" xmlns:w16se="http://schemas.microsoft.com/office/word/2015/wordml/symex" xmlns:wpg="http://schemas.microsoft.com/office/word/2010/wordprocessingGroup" xmlns:wpi="http://schemas.microsoft.com/office/word/2010/wordprocessingInk" xmlns:wne="http://schemas.microsoft.com/office/word/2006/wordml" xmlns:wps="http://schemas.microsoft.com/office/word/2010/wordprocessingShape" mc:Ignorable="w14 w15 w16se w16cid w16 w16cex w16sdtdh wp14">
   <w:body>
     <w:p>
       <w:pPr>
@@ -17,7 +17,161 @@
     <w:p>
       <w:pPr>
         <w:pStyle w:val="NoSpacing"/>
-        <w:jc w:val="center"/>
+        <w:tabs>
+          <w:tab w:val="center" w:pos="4680"/>
+        </w:tabs>
+        <w:spacing w:after="120"/>
+        <w:rPr>
+          <w:sz w:val="24"/>
+          <w:szCs w:val="24"/>
+          <w:lang w:val="en-US"/>
+        </w:rPr>
+      </w:pPr>
+      <w:r>
+        <w:rPr>
+          <w:sz w:val="24"/>
+          <w:szCs w:val="24"/>
+          <w:lang w:val="en-US"/>
+        </w:rPr>
+        <w:t>Between:</w:t>
+      </w:r>
+      <w:r>
+        <w:rPr>
+          <w:sz w:val="24"/>
+          <w:szCs w:val="24"/>
+          <w:lang w:val="en-US"/>
+        </w:rPr>
+        <w:tab/>
+      </w:r>
+    </w:p>
+    <w:p>
+      <w:pPr>
+        <w:pStyle w:val="NoSpacing"/>
+        <w:rPr>
+          <w:sz w:val="24"/>
+          <w:szCs w:val="24"/>
+          <w:lang w:val="en-US"/>
+        </w:rPr>
+      </w:pPr>
+      <w:r>
+        <w:rPr>
+          <w:sz w:val="24"/>
+          <w:szCs w:val="24"/>
+          <w:lang w:val="en-US"/>
+        </w:rPr>
+        <w:t>M/s.</w:t>
+      </w:r>
+      <w:r>
+        <w:rPr>
+          <w:sz w:val="24"/>
+          <w:szCs w:val="24"/>
+          <w:lang w:val="en-US"/>
+        </w:rPr>
+        <w:t>{{</w:t>
+      </w:r>
+      <w:proofErr w:type="spellStart"/>
+      <w:r>
+        <w:rPr>
+          <w:sz w:val="24"/>
+          <w:szCs w:val="24"/>
+          <w:lang w:val="en-US"/>
+        </w:rPr>
+        <w:t>company_name</w:t>
+      </w:r>
+      <w:proofErr w:type="spellEnd"/>
+      <w:r>
+        <w:rPr>
+          <w:sz w:val="24"/>
+          <w:szCs w:val="24"/>
+          <w:lang w:val="en-US"/>
+        </w:rPr>
+        <w:t>}}</w:t>
+      </w:r>
+    </w:p>
+    <w:p>
+      <w:pPr>
+        <w:pStyle w:val="NoSpacing"/>
+        <w:rPr>
+          <w:sz w:val="24"/>
+          <w:szCs w:val="24"/>
+          <w:lang w:val="en-US"/>
+        </w:rPr>
+      </w:pPr>
+      <w:r>
+        <w:rPr>
+          <w:sz w:val="24"/>
+          <w:szCs w:val="24"/>
+          <w:lang w:val="en-US"/>
+        </w:rPr>
+        <w:t>Having Office at 14</w:t>
+      </w:r>
+      <w:r>
+        <w:rPr>
+          <w:sz w:val="24"/>
+          <w:szCs w:val="24"/>
+          <w:vertAlign w:val="superscript"/>
+          <w:lang w:val="en-US"/>
+        </w:rPr>
+        <w:t>th</w:t>
+      </w:r>
+      <w:r>
+        <w:rPr>
+          <w:sz w:val="24"/>
+          <w:szCs w:val="24"/>
+          <w:lang w:val="en-US"/>
+        </w:rPr>
+        <w:t xml:space="preserve"> Floor T19 Towers,</w:t>
+      </w:r>
+    </w:p>
+    <w:p>
+      <w:pPr>
+        <w:pStyle w:val="NoSpacing"/>
+        <w:rPr>
+          <w:sz w:val="24"/>
+          <w:szCs w:val="24"/>
+          <w:lang w:val="en-US"/>
+        </w:rPr>
+      </w:pPr>
+      <w:proofErr w:type="spellStart"/>
+      <w:r>
+        <w:rPr>
+          <w:sz w:val="24"/>
+          <w:szCs w:val="24"/>
+          <w:lang w:val="en-US"/>
+        </w:rPr>
+        <w:t>Ranigunj</w:t>
+      </w:r>
+      <w:proofErr w:type="spellEnd"/>
+      <w:r>
+        <w:rPr>
+          <w:sz w:val="24"/>
+          <w:szCs w:val="24"/>
+          <w:lang w:val="en-US"/>
+        </w:rPr>
+        <w:t xml:space="preserve">, </w:t>
+      </w:r>
+      <w:proofErr w:type="spellStart"/>
+      <w:r>
+        <w:rPr>
+          <w:sz w:val="24"/>
+          <w:szCs w:val="24"/>
+          <w:lang w:val="en-US"/>
+        </w:rPr>
+        <w:t>Secunderabad</w:t>
+      </w:r>
+      <w:proofErr w:type="spellEnd"/>
+      <w:r>
+        <w:rPr>
+          <w:sz w:val="24"/>
+          <w:szCs w:val="24"/>
+          <w:lang w:val="en-US"/>
+        </w:rPr>
+        <w:t xml:space="preserve"> – 500003,</w:t>
+      </w:r>
+    </w:p>
+    <w:p>
+      <w:pPr>
+        <w:pStyle w:val="NoSpacing"/>
         <w:rPr>
           <w:b/>
           <w:bCs/>
@@ -28,13 +182,29 @@
       </w:pPr>
       <w:r>
         <w:rPr>
+          <w:sz w:val="24"/>
+          <w:szCs w:val="24"/>
+          <w:lang w:val="en-US"/>
+        </w:rPr>
+        <w:t xml:space="preserve">Rep by its authorized </w:t>
+      </w:r>
+      <w:r>
+        <w:rPr>
+          <w:sz w:val="24"/>
+          <w:szCs w:val="24"/>
+          <w:lang w:val="en-US"/>
+        </w:rPr>
+        <w:t xml:space="preserve">signatory, </w:t>
+      </w:r>
+      <w:r>
+        <w:rPr>
           <w:b/>
           <w:bCs/>
           <w:sz w:val="24"/>
           <w:szCs w:val="24"/>
           <w:lang w:val="en-US"/>
         </w:rPr>
-        <w:t>DIS No.</w:t>
+        <w:t>Sri</w:t>
       </w:r>
       <w:r>
         <w:rPr>
@@ -44,9 +214,12 @@
           <w:szCs w:val="24"/>
           <w:lang w:val="en-US"/>
         </w:rPr>
-        <w:t>________/2026.Dt</w:t>
-      </w:r>
-      <w:r>
+        <w:t xml:space="preserve"> Rathod Rahul Naik,</w:t>
+      </w:r>
+    </w:p>
+    <w:p>
+      <w:pPr>
+        <w:pStyle w:val="NoSpacing"/>
         <w:rPr>
           <w:b/>
           <w:bCs/>
@@ -54,8 +227,7 @@
           <w:szCs w:val="24"/>
           <w:lang w:val="en-US"/>
         </w:rPr>
-        <w:t>___</w:t>
-      </w:r>
+      </w:pPr>
       <w:r>
         <w:rPr>
           <w:b/>
@@ -64,7 +236,88 @@
           <w:szCs w:val="24"/>
           <w:lang w:val="en-US"/>
         </w:rPr>
-        <w:t>-03-2026</w:t>
+        <w:t xml:space="preserve">S/o </w:t>
+      </w:r>
+      <w:proofErr w:type="spellStart"/>
+      <w:r>
+        <w:rPr>
+          <w:b/>
+          <w:bCs/>
+          <w:sz w:val="24"/>
+          <w:szCs w:val="24"/>
+          <w:lang w:val="en-US"/>
+        </w:rPr>
+        <w:t>Jemla</w:t>
+      </w:r>
+      <w:proofErr w:type="spellEnd"/>
+      <w:r>
+        <w:rPr>
+          <w:b/>
+          <w:bCs/>
+          <w:sz w:val="24"/>
+          <w:szCs w:val="24"/>
+          <w:lang w:val="en-US"/>
+        </w:rPr>
+        <w:t xml:space="preserve"> </w:t>
+      </w:r>
+      <w:r>
+        <w:rPr>
+          <w:b/>
+          <w:bCs/>
+          <w:sz w:val="24"/>
+          <w:szCs w:val="24"/>
+          <w:lang w:val="en-US"/>
+        </w:rPr>
+        <w:t>Naik, Age 30years, Occ Manger – Legal, R/o Hyderabad,</w:t>
+      </w:r>
+    </w:p>
+    <w:p>
+      <w:pPr>
+        <w:pStyle w:val="NoSpacing"/>
+        <w:rPr>
+          <w:b/>
+          <w:bCs/>
+          <w:sz w:val="24"/>
+          <w:szCs w:val="24"/>
+          <w:lang w:val="en-US"/>
+        </w:rPr>
+      </w:pPr>
+      <w:r>
+        <w:rPr>
+          <w:b/>
+          <w:bCs/>
+          <w:sz w:val="24"/>
+          <w:szCs w:val="24"/>
+          <w:lang w:val="en-US"/>
+        </w:rPr>
+        <w:t>Mobile No:</w:t>
+      </w:r>
+      <w:r>
+        <w:rPr>
+          <w:b/>
+          <w:bCs/>
+        </w:rPr>
+        <w:t xml:space="preserve"> </w:t>
+      </w:r>
+      <w:r>
+        <w:rPr>
+          <w:b/>
+          <w:bCs/>
+          <w:sz w:val="24"/>
+          <w:szCs w:val="24"/>
+          <w:lang w:val="en-US"/>
+        </w:rPr>
+        <w:t>7893987711</w:t>
+      </w:r>
+      <w:r>
+        <w:rPr>
+          <w:b/>
+          <w:bCs/>
+          <w:sz w:val="24"/>
+          <w:szCs w:val="24"/>
+          <w:lang w:val="en-US"/>
+        </w:rPr>
+        <w:t>, Email: Legal@padmasai.in</w:t>
       </w:r>
     </w:p>
     <w:p>
@@ -83,23 +336,15 @@
           <w:szCs w:val="24"/>
           <w:lang w:val="en-US"/>
         </w:rPr>
-        <w:t>BEFORE THE CHAIRMAN</w:t>
-      </w:r>
-      <w:r>
-        <w:rPr>
-          <w:sz w:val="24"/>
-          <w:szCs w:val="24"/>
-          <w:lang w:val="en-US"/>
-        </w:rPr>
-        <w:t>,</w:t>
-      </w:r>
-      <w:r>
-        <w:rPr>
-          <w:sz w:val="24"/>
-          <w:szCs w:val="24"/>
-          <w:lang w:val="en-US"/>
-        </w:rPr>
-        <w:t xml:space="preserve"> MANDAL LEGAL SERVICES COMMITTEE</w:t>
+        <w:t xml:space="preserve">                                                                                                                            </w:t>
+      </w:r>
+      <w:r>
+        <w:rPr>
+          <w:sz w:val="24"/>
+          <w:szCs w:val="24"/>
+          <w:lang w:val="en-US"/>
+        </w:rPr>
+        <w:t>……. Petitioner</w:t>
       </w:r>
     </w:p>
     <w:p>
@@ -118,7 +363,97 @@
           <w:szCs w:val="24"/>
           <w:lang w:val="en-US"/>
         </w:rPr>
-        <w:t>CITY CIVIL COURT, SECUNDERABAD</w:t>
+        <w:t>And</w:t>
+      </w:r>
+    </w:p>
+    <w:p>
+      <w:pPr>
+        <w:pStyle w:val="NoSpacing"/>
+        <w:rPr>
+          <w:sz w:val="24"/>
+          <w:szCs w:val="24"/>
+          <w:lang w:val="en-US"/>
+        </w:rPr>
+      </w:pPr>
+      <w:r>
+        <w:rPr>
+          <w:sz w:val="24"/>
+          <w:szCs w:val="24"/>
+          <w:lang w:val="en-US"/>
+        </w:rPr>
+        <w:t>{{</w:t>
+      </w:r>
+      <w:proofErr w:type="spellStart"/>
+      <w:r>
+        <w:rPr>
+          <w:sz w:val="24"/>
+          <w:szCs w:val="24"/>
+          <w:lang w:val="en-US"/>
+        </w:rPr>
+        <w:t>customer_name</w:t>
+      </w:r>
+      <w:proofErr w:type="spellEnd"/>
+      <w:r>
+        <w:rPr>
+          <w:sz w:val="24"/>
+          <w:szCs w:val="24"/>
+          <w:lang w:val="en-US"/>
+        </w:rPr>
+        <w:t>}}</w:t>
+      </w:r>
+    </w:p>
+    <w:p>
+      <w:pPr>
+        <w:pStyle w:val="NoSpacing"/>
+        <w:rPr>
+          <w:sz w:val="24"/>
+          <w:szCs w:val="24"/>
+          <w:lang w:val="en-US"/>
+        </w:rPr>
+      </w:pPr>
+      <w:r>
+        <w:rPr>
+          <w:sz w:val="24"/>
+          <w:szCs w:val="24"/>
+          <w:lang w:val="en-US"/>
+        </w:rPr>
+        <w:t>{{address}}</w:t>
+      </w:r>
+    </w:p>
+    <w:p>
+      <w:pPr>
+        <w:pStyle w:val="NoSpacing"/>
+        <w:rPr>
+          <w:sz w:val="24"/>
+          <w:szCs w:val="24"/>
+          <w:lang w:val="en-US"/>
+        </w:rPr>
+      </w:pPr>
+      <w:r>
+        <w:rPr>
+          <w:sz w:val="24"/>
+          <w:szCs w:val="24"/>
+          <w:lang w:val="en-US"/>
+        </w:rPr>
+        <w:t>{{</w:t>
+      </w:r>
+      <w:proofErr w:type="spellStart"/>
+      <w:r>
+        <w:rPr>
+          <w:sz w:val="24"/>
+          <w:szCs w:val="24"/>
+          <w:lang w:val="en-US"/>
+        </w:rPr>
+        <w:t>phone_numbers</w:t>
+      </w:r>
+      <w:proofErr w:type="spellEnd"/>
+      <w:r>
+        <w:rPr>
+          <w:sz w:val="24"/>
+          <w:szCs w:val="24"/>
+          <w:lang w:val="en-US"/>
+        </w:rPr>
+        <w:t>}}</w:t>
       </w:r>
     </w:p>
     <w:p>
@@ -137,117 +472,425 @@
           <w:szCs w:val="24"/>
           <w:lang w:val="en-US"/>
         </w:rPr>
-        <w:t>PRE-LITIGATION/LITIGATION CASE No.PLC No________________/2026</w:t>
-      </w:r>
-    </w:p>
-    <w:p>
-      <w:pPr>
-        <w:pStyle w:val="NoSpacing"/>
-        <w:spacing w:after="120"/>
-        <w:jc w:val="center"/>
-        <w:rPr>
-          <w:sz w:val="24"/>
-          <w:szCs w:val="24"/>
-          <w:lang w:val="en-US"/>
-        </w:rPr>
-      </w:pPr>
-      <w:r>
-        <w:rPr>
-          <w:sz w:val="24"/>
-          <w:szCs w:val="24"/>
-          <w:lang w:val="en-US"/>
-        </w:rPr>
-        <w:t xml:space="preserve">LOAN </w:t>
-      </w:r>
-      <w:proofErr w:type="gramStart"/>
-      <w:r>
-        <w:rPr>
-          <w:sz w:val="24"/>
-          <w:szCs w:val="24"/>
-          <w:lang w:val="en-US"/>
-        </w:rPr>
-        <w:t>NO:</w:t>
-      </w:r>
-      <w:r>
-        <w:rPr>
-          <w:sz w:val="24"/>
-          <w:szCs w:val="24"/>
-          <w:lang w:val="en-US"/>
-        </w:rPr>
-        <w:t>{</w:t>
-      </w:r>
-      <w:proofErr w:type="gramEnd"/>
-      <w:r>
-        <w:rPr>
-          <w:sz w:val="24"/>
-          <w:szCs w:val="24"/>
-          <w:lang w:val="en-US"/>
-        </w:rPr>
-        <w:t>{loan_number}}</w:t>
-      </w:r>
-    </w:p>
-    <w:p>
-      <w:pPr>
-        <w:pStyle w:val="NoSpacing"/>
-        <w:spacing w:after="120"/>
-        <w:rPr>
-          <w:sz w:val="24"/>
-          <w:szCs w:val="24"/>
-          <w:lang w:val="en-US"/>
-        </w:rPr>
-      </w:pPr>
-      <w:r>
-        <w:rPr>
-          <w:sz w:val="24"/>
-          <w:szCs w:val="24"/>
-          <w:lang w:val="en-US"/>
-        </w:rPr>
-        <w:t>Between:</w:t>
-      </w:r>
-    </w:p>
-    <w:p>
-      <w:pPr>
-        <w:pStyle w:val="NoSpacing"/>
-        <w:rPr>
-          <w:sz w:val="24"/>
-          <w:szCs w:val="24"/>
-          <w:lang w:val="en-US"/>
-        </w:rPr>
-      </w:pPr>
-      <w:r>
-        <w:rPr>
-          <w:sz w:val="24"/>
-          <w:szCs w:val="24"/>
-          <w:lang w:val="en-US"/>
-        </w:rPr>
-        <w:t>M/s.</w:t>
-      </w:r>
-      <w:r>
-        <w:rPr>
-          <w:sz w:val="24"/>
-          <w:szCs w:val="24"/>
-          <w:lang w:val="en-US"/>
-        </w:rPr>
-        <w:t>{{company_name}}</w:t>
-      </w:r>
-    </w:p>
-    <w:p>
-      <w:pPr>
-        <w:pStyle w:val="NoSpacing"/>
-        <w:rPr>
-          <w:sz w:val="24"/>
-          <w:szCs w:val="24"/>
-          <w:lang w:val="en-US"/>
-        </w:rPr>
-      </w:pPr>
-      <w:r>
-        <w:rPr>
-          <w:sz w:val="24"/>
-          <w:szCs w:val="24"/>
-          <w:lang w:val="en-US"/>
-        </w:rPr>
-        <w:t>Having Office at 14</w:t>
-      </w:r>
+        <w:t xml:space="preserve">                                                                                                                             </w:t>
+      </w:r>
+      <w:r>
+        <w:rPr>
+          <w:sz w:val="24"/>
+          <w:szCs w:val="24"/>
+          <w:lang w:val="en-US"/>
+        </w:rPr>
+        <w:t>……Respondent</w:t>
+      </w:r>
+    </w:p>
+    <w:p>
+      <w:pPr>
+        <w:pStyle w:val="NoSpacing"/>
+        <w:rPr>
+          <w:sz w:val="24"/>
+          <w:szCs w:val="24"/>
+          <w:lang w:val="en-US"/>
+        </w:rPr>
+      </w:pPr>
+    </w:p>
+    <w:p>
+      <w:pPr>
+        <w:pStyle w:val="NoSpacing"/>
+        <w:rPr>
+          <w:sz w:val="24"/>
+          <w:szCs w:val="24"/>
+          <w:lang w:val="en-US"/>
+        </w:rPr>
+      </w:pPr>
+      <w:r>
+        <w:rPr>
+          <w:sz w:val="24"/>
+          <w:szCs w:val="24"/>
+          <w:lang w:val="en-US"/>
+        </w:rPr>
+        <w:t>Whereas the petitioner has filed a pre-litigation case under sec 19(5)(ii) of the LSA Act against you (Copy Enclosed), seeking an amicable settlement of all the issues between you</w:t>
+      </w:r>
+      <w:r>
+        <w:rPr>
+          <w:sz w:val="24"/>
+          <w:szCs w:val="24"/>
+          <w:lang w:val="en-US"/>
+        </w:rPr>
+        <w:t xml:space="preserve"> and the petitioner</w:t>
+      </w:r>
+      <w:r>
+        <w:rPr>
+          <w:sz w:val="24"/>
+          <w:szCs w:val="24"/>
+          <w:lang w:val="en-US"/>
+        </w:rPr>
+        <w:t>.</w:t>
+      </w:r>
+    </w:p>
+    <w:p>
+      <w:pPr>
+        <w:pStyle w:val="NoSpacing"/>
+        <w:rPr>
+          <w:sz w:val="24"/>
+          <w:szCs w:val="24"/>
+          <w:lang w:val="en-US"/>
+        </w:rPr>
+      </w:pPr>
+    </w:p>
+    <w:p>
+      <w:pPr>
+        <w:pStyle w:val="NoSpacing"/>
+        <w:rPr>
+          <w:sz w:val="24"/>
+          <w:szCs w:val="24"/>
+          <w:lang w:val="en-US"/>
+        </w:rPr>
+      </w:pPr>
+      <w:r>
+        <w:rPr>
+          <w:sz w:val="24"/>
+          <w:szCs w:val="24"/>
+          <w:lang w:val="en-US"/>
+        </w:rPr>
+        <w:t xml:space="preserve">You </w:t>
+      </w:r>
+      <w:r>
+        <w:rPr>
+          <w:sz w:val="24"/>
+          <w:szCs w:val="24"/>
+          <w:lang w:val="en-US"/>
+        </w:rPr>
+        <w:t xml:space="preserve">are summoned to appear before the Lok Adalat on </w:t>
+      </w:r>
+      <w:r>
+        <w:rPr>
+          <w:sz w:val="24"/>
+          <w:szCs w:val="24"/>
+          <w:lang w:val="en-US"/>
+        </w:rPr>
+        <w:t>{{</w:t>
+      </w:r>
+      <w:proofErr w:type="spellStart"/>
+      <w:r>
+        <w:rPr>
+          <w:sz w:val="24"/>
+          <w:szCs w:val="24"/>
+          <w:lang w:val="en-US"/>
+        </w:rPr>
+        <w:t>lok_</w:t>
+      </w:r>
+      <w:r>
+        <w:rPr>
+          <w:sz w:val="24"/>
+          <w:szCs w:val="24"/>
+          <w:lang w:val="en-US"/>
+        </w:rPr>
+        <w:t>date</w:t>
+      </w:r>
+      <w:proofErr w:type="spellEnd"/>
+      <w:r>
+        <w:rPr>
+          <w:sz w:val="24"/>
+          <w:szCs w:val="24"/>
+          <w:lang w:val="en-US"/>
+        </w:rPr>
+        <w:t>}}</w:t>
+      </w:r>
+      <w:r>
+        <w:rPr>
+          <w:sz w:val="24"/>
+          <w:szCs w:val="24"/>
+          <w:lang w:val="en-US"/>
+        </w:rPr>
+        <w:t xml:space="preserve"> at 10:30 A.M without fail. The Outstanding amount of </w:t>
+      </w:r>
+      <w:r>
+        <w:rPr>
+          <w:b/>
+          <w:bCs/>
+          <w:sz w:val="24"/>
+          <w:szCs w:val="24"/>
+          <w:lang w:val="en-US"/>
+        </w:rPr>
+        <w:t xml:space="preserve">Rs </w:t>
+      </w:r>
+      <w:r>
+        <w:rPr>
+          <w:b/>
+          <w:bCs/>
+          <w:sz w:val="24"/>
+          <w:szCs w:val="24"/>
+          <w:lang w:val="en-US"/>
+        </w:rPr>
+        <w:t>{{amount}}</w:t>
+      </w:r>
+      <w:r>
+        <w:rPr>
+          <w:sz w:val="24"/>
+          <w:szCs w:val="24"/>
+          <w:lang w:val="en-US"/>
+        </w:rPr>
+        <w:t xml:space="preserve"> as of </w:t>
+      </w:r>
+      <w:r>
+        <w:rPr>
+          <w:sz w:val="24"/>
+          <w:szCs w:val="24"/>
+          <w:lang w:val="en-US"/>
+        </w:rPr>
+        <w:t>{{</w:t>
+      </w:r>
+      <w:proofErr w:type="spellStart"/>
+      <w:r>
+        <w:rPr>
+          <w:sz w:val="24"/>
+          <w:szCs w:val="24"/>
+          <w:lang w:val="en-US"/>
+        </w:rPr>
+        <w:t>upto_date</w:t>
+      </w:r>
+      <w:proofErr w:type="spellEnd"/>
+      <w:r>
+        <w:rPr>
+          <w:sz w:val="24"/>
+          <w:szCs w:val="24"/>
+          <w:lang w:val="en-US"/>
+        </w:rPr>
+        <w:t>}}</w:t>
+      </w:r>
+      <w:r>
+        <w:rPr>
+          <w:sz w:val="24"/>
+          <w:szCs w:val="24"/>
+          <w:lang w:val="en-US"/>
+        </w:rPr>
+        <w:t>.</w:t>
+      </w:r>
+    </w:p>
+    <w:p>
+      <w:pPr>
+        <w:pStyle w:val="NoSpacing"/>
+        <w:rPr>
+          <w:sz w:val="24"/>
+          <w:szCs w:val="24"/>
+          <w:lang w:val="en-US"/>
+        </w:rPr>
+      </w:pPr>
+    </w:p>
+    <w:p>
+      <w:pPr>
+        <w:pStyle w:val="NoSpacing"/>
+        <w:rPr>
+          <w:sz w:val="24"/>
+          <w:szCs w:val="24"/>
+          <w:lang w:val="en-US"/>
+        </w:rPr>
+      </w:pPr>
+      <w:r>
+        <w:rPr>
+          <w:sz w:val="24"/>
+          <w:szCs w:val="24"/>
+          <w:lang w:val="en-US"/>
+        </w:rPr>
+        <w:t xml:space="preserve">Lok Adalat shall proceed to dispose </w:t>
+      </w:r>
+      <w:proofErr w:type="spellStart"/>
+      <w:r>
+        <w:rPr>
+          <w:sz w:val="24"/>
+          <w:szCs w:val="24"/>
+          <w:lang w:val="en-US"/>
+        </w:rPr>
+        <w:t>of</w:t>
+      </w:r>
+      <w:r>
+        <w:rPr>
+          <w:sz w:val="24"/>
+          <w:szCs w:val="24"/>
+          <w:lang w:val="en-US"/>
+        </w:rPr>
+        <w:t>f</w:t>
+      </w:r>
+      <w:proofErr w:type="spellEnd"/>
+      <w:r>
+        <w:rPr>
+          <w:sz w:val="24"/>
+          <w:szCs w:val="24"/>
+          <w:lang w:val="en-US"/>
+        </w:rPr>
+        <w:t xml:space="preserve"> the case and arrive at a compromise or settlement of the issues between you </w:t>
+      </w:r>
+      <w:r>
+        <w:rPr>
+          <w:sz w:val="24"/>
+          <w:szCs w:val="24"/>
+          <w:lang w:val="en-US"/>
+        </w:rPr>
+        <w:t xml:space="preserve">and the petitioner herein </w:t>
+      </w:r>
+      <w:r>
+        <w:rPr>
+          <w:sz w:val="24"/>
+          <w:szCs w:val="24"/>
+          <w:lang w:val="en-US"/>
+        </w:rPr>
+        <w:t xml:space="preserve">with utmost expedition, based on the principles of </w:t>
+      </w:r>
+      <w:r>
+        <w:rPr>
+          <w:sz w:val="24"/>
+          <w:szCs w:val="24"/>
+          <w:lang w:val="en-US"/>
+        </w:rPr>
+        <w:t>J</w:t>
+      </w:r>
+      <w:r>
+        <w:rPr>
+          <w:sz w:val="24"/>
+          <w:szCs w:val="24"/>
+          <w:lang w:val="en-US"/>
+        </w:rPr>
+        <w:t xml:space="preserve">ustice, </w:t>
+      </w:r>
+      <w:r>
+        <w:rPr>
+          <w:sz w:val="24"/>
+          <w:szCs w:val="24"/>
+          <w:lang w:val="en-US"/>
+        </w:rPr>
+        <w:t>E</w:t>
+      </w:r>
+      <w:r>
+        <w:rPr>
+          <w:sz w:val="24"/>
+          <w:szCs w:val="24"/>
+          <w:lang w:val="en-US"/>
+        </w:rPr>
+        <w:t xml:space="preserve">quity, fair play and other </w:t>
+      </w:r>
+      <w:r>
+        <w:rPr>
+          <w:sz w:val="24"/>
+          <w:szCs w:val="24"/>
+          <w:lang w:val="en-US"/>
+        </w:rPr>
+        <w:t>L</w:t>
+      </w:r>
+      <w:r>
+        <w:rPr>
+          <w:sz w:val="24"/>
+          <w:szCs w:val="24"/>
+          <w:lang w:val="en-US"/>
+        </w:rPr>
+        <w:t>egal principles.</w:t>
+      </w:r>
+    </w:p>
+    <w:p>
+      <w:pPr>
+        <w:pStyle w:val="NoSpacing"/>
+        <w:rPr>
+          <w:sz w:val="24"/>
+          <w:szCs w:val="24"/>
+          <w:lang w:val="en-US"/>
+        </w:rPr>
+      </w:pPr>
+    </w:p>
+    <w:p>
+      <w:pPr>
+        <w:pStyle w:val="NoSpacing"/>
+        <w:rPr>
+          <w:sz w:val="24"/>
+          <w:szCs w:val="24"/>
+          <w:lang w:val="en-US"/>
+        </w:rPr>
+      </w:pPr>
+      <w:r>
+        <w:rPr>
+          <w:sz w:val="24"/>
+          <w:szCs w:val="24"/>
+          <w:lang w:val="en-US"/>
+        </w:rPr>
+        <w:t>Herein fail not.</w:t>
+      </w:r>
+    </w:p>
+    <w:p>
+      <w:pPr>
+        <w:pStyle w:val="NoSpacing"/>
+        <w:rPr>
+          <w:sz w:val="24"/>
+          <w:szCs w:val="24"/>
+          <w:lang w:val="en-US"/>
+        </w:rPr>
+      </w:pPr>
+    </w:p>
+    <w:p>
+      <w:pPr>
+        <w:pStyle w:val="NoSpacing"/>
+        <w:rPr>
+          <w:sz w:val="24"/>
+          <w:szCs w:val="24"/>
+          <w:lang w:val="en-US"/>
+        </w:rPr>
+      </w:pPr>
+      <w:r>
+        <w:rPr>
+          <w:sz w:val="24"/>
+          <w:szCs w:val="24"/>
+          <w:lang w:val="en-US"/>
+        </w:rPr>
+        <w:t xml:space="preserve">Given under my hand and the seal of Lok Adalat, </w:t>
+      </w:r>
+      <w:proofErr w:type="spellStart"/>
+      <w:r>
+        <w:rPr>
+          <w:sz w:val="24"/>
+          <w:szCs w:val="24"/>
+          <w:lang w:val="en-US"/>
+        </w:rPr>
+        <w:t>Secunderabad</w:t>
+      </w:r>
+      <w:proofErr w:type="spellEnd"/>
+      <w:r>
+        <w:rPr>
+          <w:sz w:val="24"/>
+          <w:szCs w:val="24"/>
+          <w:lang w:val="en-US"/>
+        </w:rPr>
+        <w:t xml:space="preserve">. </w:t>
+      </w:r>
+      <w:r>
+        <w:rPr>
+          <w:sz w:val="24"/>
+          <w:szCs w:val="24"/>
+          <w:lang w:val="en-US"/>
+        </w:rPr>
+        <w:t>O</w:t>
+      </w:r>
+      <w:r>
+        <w:rPr>
+          <w:sz w:val="24"/>
+          <w:szCs w:val="24"/>
+          <w:lang w:val="en-US"/>
+        </w:rPr>
+        <w:t>n</w:t>
+      </w:r>
+      <w:r>
+        <w:rPr>
+          <w:sz w:val="24"/>
+          <w:szCs w:val="24"/>
+          <w:lang w:val="en-US"/>
+        </w:rPr>
+        <w:t xml:space="preserve"> the </w:t>
+      </w:r>
+      <w:r>
+        <w:rPr>
+          <w:sz w:val="24"/>
+          <w:szCs w:val="24"/>
+          <w:lang w:val="en-US"/>
+        </w:rPr>
+        <w:t>{{day2}}</w:t>
+      </w:r>
+      <w:proofErr w:type="spellStart"/>
       <w:r>
         <w:rPr>
           <w:sz w:val="24"/>
@@ -257,597 +900,7 @@
         </w:rPr>
         <w:t>th</w:t>
       </w:r>
-      <w:r>
-        <w:rPr>
-          <w:sz w:val="24"/>
-          <w:szCs w:val="24"/>
-          <w:lang w:val="en-US"/>
-        </w:rPr>
-        <w:t xml:space="preserve"> Floor T19 Towers,</w:t>
-      </w:r>
-    </w:p>
-    <w:p>
-      <w:pPr>
-        <w:pStyle w:val="NoSpacing"/>
-        <w:rPr>
-          <w:sz w:val="24"/>
-          <w:szCs w:val="24"/>
-          <w:lang w:val="en-US"/>
-        </w:rPr>
-      </w:pPr>
-      <w:r>
-        <w:rPr>
-          <w:sz w:val="24"/>
-          <w:szCs w:val="24"/>
-          <w:lang w:val="en-US"/>
-        </w:rPr>
-        <w:t>Ranigunj, Secunderabad – 500003,</w:t>
-      </w:r>
-    </w:p>
-    <w:p>
-      <w:pPr>
-        <w:pStyle w:val="NoSpacing"/>
-        <w:rPr>
-          <w:sz w:val="24"/>
-          <w:szCs w:val="24"/>
-          <w:lang w:val="en-US"/>
-        </w:rPr>
-      </w:pPr>
-      <w:r>
-        <w:rPr>
-          <w:sz w:val="24"/>
-          <w:szCs w:val="24"/>
-          <w:lang w:val="en-US"/>
-        </w:rPr>
-        <w:t xml:space="preserve">Rep by its authorized </w:t>
-      </w:r>
-      <w:r>
-        <w:rPr>
-          <w:sz w:val="24"/>
-          <w:szCs w:val="24"/>
-          <w:lang w:val="en-US"/>
-        </w:rPr>
-        <w:t>signatory, Sri</w:t>
-      </w:r>
-      <w:r>
-        <w:rPr>
-          <w:sz w:val="24"/>
-          <w:szCs w:val="24"/>
-          <w:lang w:val="en-US"/>
-        </w:rPr>
-        <w:t xml:space="preserve"> Rathod Rahul Naik,</w:t>
-      </w:r>
-    </w:p>
-    <w:p>
-      <w:pPr>
-        <w:pStyle w:val="NoSpacing"/>
-        <w:rPr>
-          <w:sz w:val="24"/>
-          <w:szCs w:val="24"/>
-          <w:lang w:val="en-US"/>
-        </w:rPr>
-      </w:pPr>
-      <w:r>
-        <w:rPr>
-          <w:sz w:val="24"/>
-          <w:szCs w:val="24"/>
-          <w:lang w:val="en-US"/>
-        </w:rPr>
-        <w:t xml:space="preserve">S/o Jemla </w:t>
-      </w:r>
-      <w:r>
-        <w:rPr>
-          <w:sz w:val="24"/>
-          <w:szCs w:val="24"/>
-          <w:lang w:val="en-US"/>
-        </w:rPr>
-        <w:t>Naik, Age 30years, Occ Manger – Legal, R/o Hyderabad,</w:t>
-      </w:r>
-    </w:p>
-    <w:p>
-      <w:pPr>
-        <w:pStyle w:val="NoSpacing"/>
-        <w:rPr>
-          <w:sz w:val="24"/>
-          <w:szCs w:val="24"/>
-          <w:lang w:val="en-US"/>
-        </w:rPr>
-      </w:pPr>
-      <w:r>
-        <w:rPr>
-          <w:sz w:val="24"/>
-          <w:szCs w:val="24"/>
-          <w:lang w:val="en-US"/>
-        </w:rPr>
-        <w:t>Mobile No:</w:t>
-      </w:r>
-      <w:r>
-        <w:t xml:space="preserve"> </w:t>
-      </w:r>
-      <w:r>
-        <w:rPr>
-          <w:sz w:val="24"/>
-          <w:szCs w:val="24"/>
-          <w:lang w:val="en-US"/>
-        </w:rPr>
-        <w:t>7893987711</w:t>
-      </w:r>
-      <w:r>
-        <w:rPr>
-          <w:sz w:val="24"/>
-          <w:szCs w:val="24"/>
-          <w:lang w:val="en-US"/>
-        </w:rPr>
-        <w:t>, Email: Legal@padmasai.in</w:t>
-      </w:r>
-    </w:p>
-    <w:p>
-      <w:pPr>
-        <w:pStyle w:val="NoSpacing"/>
-        <w:jc w:val="center"/>
-        <w:rPr>
-          <w:sz w:val="24"/>
-          <w:szCs w:val="24"/>
-          <w:lang w:val="en-US"/>
-        </w:rPr>
-      </w:pPr>
-      <w:r>
-        <w:rPr>
-          <w:sz w:val="24"/>
-          <w:szCs w:val="24"/>
-          <w:lang w:val="en-US"/>
-        </w:rPr>
-        <w:t xml:space="preserve">                                                                                                                            </w:t>
-      </w:r>
-      <w:r>
-        <w:rPr>
-          <w:sz w:val="24"/>
-          <w:szCs w:val="24"/>
-          <w:lang w:val="en-US"/>
-        </w:rPr>
-        <w:t>……. Petitioner</w:t>
-      </w:r>
-    </w:p>
-    <w:p>
-      <w:pPr>
-        <w:pStyle w:val="NoSpacing"/>
-        <w:jc w:val="center"/>
-        <w:rPr>
-          <w:sz w:val="24"/>
-          <w:szCs w:val="24"/>
-          <w:lang w:val="en-US"/>
-        </w:rPr>
-      </w:pPr>
-      <w:r>
-        <w:rPr>
-          <w:sz w:val="24"/>
-          <w:szCs w:val="24"/>
-          <w:lang w:val="en-US"/>
-        </w:rPr>
-        <w:t>And</w:t>
-      </w:r>
-    </w:p>
-    <w:p>
-      <w:pPr>
-        <w:pStyle w:val="NoSpacing"/>
-        <w:rPr>
-          <w:sz w:val="24"/>
-          <w:szCs w:val="24"/>
-          <w:lang w:val="en-US"/>
-        </w:rPr>
-      </w:pPr>
-      <w:r>
-        <w:rPr>
-          <w:sz w:val="24"/>
-          <w:szCs w:val="24"/>
-          <w:lang w:val="en-US"/>
-        </w:rPr>
-        <w:t>{{customer_name}}</w:t>
-      </w:r>
-    </w:p>
-    <w:p>
-      <w:pPr>
-        <w:pStyle w:val="NoSpacing"/>
-        <w:rPr>
-          <w:sz w:val="24"/>
-          <w:szCs w:val="24"/>
-          <w:lang w:val="en-US"/>
-        </w:rPr>
-      </w:pPr>
-      <w:r>
-        <w:rPr>
-          <w:sz w:val="24"/>
-          <w:szCs w:val="24"/>
-          <w:lang w:val="en-US"/>
-        </w:rPr>
-        <w:t>{{address}}</w:t>
-      </w:r>
-    </w:p>
-    <w:p>
-      <w:pPr>
-        <w:pStyle w:val="NoSpacing"/>
-        <w:rPr>
-          <w:sz w:val="24"/>
-          <w:szCs w:val="24"/>
-          <w:lang w:val="en-US"/>
-        </w:rPr>
-      </w:pPr>
-      <w:r>
-        <w:rPr>
-          <w:sz w:val="24"/>
-          <w:szCs w:val="24"/>
-          <w:lang w:val="en-US"/>
-        </w:rPr>
-        <w:t>{{phone_numbers}}</w:t>
-      </w:r>
-    </w:p>
-    <w:p>
-      <w:pPr>
-        <w:pStyle w:val="NoSpacing"/>
-        <w:jc w:val="center"/>
-        <w:rPr>
-          <w:sz w:val="24"/>
-          <w:szCs w:val="24"/>
-          <w:lang w:val="en-US"/>
-        </w:rPr>
-      </w:pPr>
-      <w:r>
-        <w:rPr>
-          <w:sz w:val="24"/>
-          <w:szCs w:val="24"/>
-          <w:lang w:val="en-US"/>
-        </w:rPr>
-        <w:t xml:space="preserve">                                                                                                                             </w:t>
-      </w:r>
-      <w:r>
-        <w:rPr>
-          <w:sz w:val="24"/>
-          <w:szCs w:val="24"/>
-          <w:lang w:val="en-US"/>
-        </w:rPr>
-        <w:t>……Respondent</w:t>
-      </w:r>
-    </w:p>
-    <w:p>
-      <w:pPr>
-        <w:pStyle w:val="NoSpacing"/>
-        <w:rPr>
-          <w:sz w:val="24"/>
-          <w:szCs w:val="24"/>
-          <w:lang w:val="en-US"/>
-        </w:rPr>
-      </w:pPr>
-    </w:p>
-    <w:p>
-      <w:pPr>
-        <w:pStyle w:val="NoSpacing"/>
-        <w:rPr>
-          <w:sz w:val="24"/>
-          <w:szCs w:val="24"/>
-          <w:lang w:val="en-US"/>
-        </w:rPr>
-      </w:pPr>
-      <w:r>
-        <w:rPr>
-          <w:sz w:val="24"/>
-          <w:szCs w:val="24"/>
-          <w:lang w:val="en-US"/>
-        </w:rPr>
-        <w:t>Whereas the petitioner has filed a pre-litigation case under sec 19(5)(ii) of the LSA Act against you (Copy Enclosed), seeking an amicable settlement of all the issues between you</w:t>
-      </w:r>
-      <w:r>
-        <w:rPr>
-          <w:sz w:val="24"/>
-          <w:szCs w:val="24"/>
-          <w:lang w:val="en-US"/>
-        </w:rPr>
-        <w:t xml:space="preserve"> and the petitioner</w:t>
-      </w:r>
-      <w:r>
-        <w:rPr>
-          <w:sz w:val="24"/>
-          <w:szCs w:val="24"/>
-          <w:lang w:val="en-US"/>
-        </w:rPr>
-        <w:t>.</w:t>
-      </w:r>
-    </w:p>
-    <w:p>
-      <w:pPr>
-        <w:pStyle w:val="NoSpacing"/>
-        <w:rPr>
-          <w:sz w:val="24"/>
-          <w:szCs w:val="24"/>
-          <w:lang w:val="en-US"/>
-        </w:rPr>
-      </w:pPr>
-    </w:p>
-    <w:p>
-      <w:pPr>
-        <w:pStyle w:val="NoSpacing"/>
-        <w:rPr>
-          <w:sz w:val="24"/>
-          <w:szCs w:val="24"/>
-          <w:lang w:val="en-US"/>
-        </w:rPr>
-      </w:pPr>
-      <w:r>
-        <w:rPr>
-          <w:sz w:val="24"/>
-          <w:szCs w:val="24"/>
-          <w:lang w:val="en-US"/>
-        </w:rPr>
-        <w:t xml:space="preserve">You </w:t>
-      </w:r>
-      <w:r>
-        <w:rPr>
-          <w:sz w:val="24"/>
-          <w:szCs w:val="24"/>
-          <w:lang w:val="en-US"/>
-        </w:rPr>
-        <w:t xml:space="preserve">are summoned to appear before the Lok Adalat on </w:t>
-      </w:r>
-      <w:r>
-        <w:rPr>
-          <w:sz w:val="24"/>
-          <w:szCs w:val="24"/>
-          <w:lang w:val="en-US"/>
-        </w:rPr>
-        <w:t>{{</w:t>
-      </w:r>
-      <w:r>
-        <w:rPr>
-          <w:sz w:val="24"/>
-          <w:szCs w:val="24"/>
-          <w:lang w:val="en-US"/>
-        </w:rPr>
-        <w:t>lok_</w:t>
-      </w:r>
-      <w:r>
-        <w:rPr>
-          <w:sz w:val="24"/>
-          <w:szCs w:val="24"/>
-          <w:lang w:val="en-US"/>
-        </w:rPr>
-        <w:t>date}}</w:t>
-      </w:r>
-      <w:r>
-        <w:rPr>
-          <w:sz w:val="24"/>
-          <w:szCs w:val="24"/>
-          <w:lang w:val="en-US"/>
-        </w:rPr>
-        <w:t xml:space="preserve"> at 10:30 A.M without fail. The Outstanding amount of Rs </w:t>
-      </w:r>
-      <w:r>
-        <w:rPr>
-          <w:sz w:val="24"/>
-          <w:szCs w:val="24"/>
-          <w:lang w:val="en-US"/>
-        </w:rPr>
-        <w:t>{{amount}}</w:t>
-      </w:r>
-      <w:r>
-        <w:rPr>
-          <w:sz w:val="24"/>
-          <w:szCs w:val="24"/>
-          <w:lang w:val="en-US"/>
-        </w:rPr>
-        <w:t xml:space="preserve"> as of </w:t>
-      </w:r>
-      <w:r>
-        <w:rPr>
-          <w:sz w:val="24"/>
-          <w:szCs w:val="24"/>
-          <w:lang w:val="en-US"/>
-        </w:rPr>
-        <w:t>{{upto_date}}</w:t>
-      </w:r>
-      <w:r>
-        <w:rPr>
-          <w:sz w:val="24"/>
-          <w:szCs w:val="24"/>
-          <w:lang w:val="en-US"/>
-        </w:rPr>
-        <w:t>.</w:t>
-      </w:r>
-    </w:p>
-    <w:p>
-      <w:pPr>
-        <w:pStyle w:val="NoSpacing"/>
-        <w:rPr>
-          <w:sz w:val="24"/>
-          <w:szCs w:val="24"/>
-          <w:lang w:val="en-US"/>
-        </w:rPr>
-      </w:pPr>
-    </w:p>
-    <w:p>
-      <w:pPr>
-        <w:pStyle w:val="NoSpacing"/>
-        <w:rPr>
-          <w:sz w:val="24"/>
-          <w:szCs w:val="24"/>
-          <w:lang w:val="en-US"/>
-        </w:rPr>
-      </w:pPr>
-      <w:r>
-        <w:rPr>
-          <w:sz w:val="24"/>
-          <w:szCs w:val="24"/>
-          <w:lang w:val="en-US"/>
-        </w:rPr>
-        <w:t>Lok Adalat shall proceed to dispose of</w:t>
-      </w:r>
-      <w:r>
-        <w:rPr>
-          <w:sz w:val="24"/>
-          <w:szCs w:val="24"/>
-          <w:lang w:val="en-US"/>
-        </w:rPr>
-        <w:t>f</w:t>
-      </w:r>
-      <w:r>
-        <w:rPr>
-          <w:sz w:val="24"/>
-          <w:szCs w:val="24"/>
-          <w:lang w:val="en-US"/>
-        </w:rPr>
-        <w:t xml:space="preserve"> the case and arrive at a compromise or settlement of the issues between you with utmost expedition, based on the principles of </w:t>
-      </w:r>
-      <w:r>
-        <w:rPr>
-          <w:sz w:val="24"/>
-          <w:szCs w:val="24"/>
-          <w:lang w:val="en-US"/>
-        </w:rPr>
-        <w:t>J</w:t>
-      </w:r>
-      <w:r>
-        <w:rPr>
-          <w:sz w:val="24"/>
-          <w:szCs w:val="24"/>
-          <w:lang w:val="en-US"/>
-        </w:rPr>
-        <w:t xml:space="preserve">ustice, </w:t>
-      </w:r>
-      <w:r>
-        <w:rPr>
-          <w:sz w:val="24"/>
-          <w:szCs w:val="24"/>
-          <w:lang w:val="en-US"/>
-        </w:rPr>
-        <w:t>E</w:t>
-      </w:r>
-      <w:r>
-        <w:rPr>
-          <w:sz w:val="24"/>
-          <w:szCs w:val="24"/>
-          <w:lang w:val="en-US"/>
-        </w:rPr>
-        <w:t xml:space="preserve">quity, fair play and other </w:t>
-      </w:r>
-      <w:r>
-        <w:rPr>
-          <w:sz w:val="24"/>
-          <w:szCs w:val="24"/>
-          <w:lang w:val="en-US"/>
-        </w:rPr>
-        <w:t>L</w:t>
-      </w:r>
-      <w:r>
-        <w:rPr>
-          <w:sz w:val="24"/>
-          <w:szCs w:val="24"/>
-          <w:lang w:val="en-US"/>
-        </w:rPr>
-        <w:t>egal principles.</w:t>
-      </w:r>
-    </w:p>
-    <w:p>
-      <w:pPr>
-        <w:pStyle w:val="NoSpacing"/>
-        <w:rPr>
-          <w:sz w:val="24"/>
-          <w:szCs w:val="24"/>
-          <w:lang w:val="en-US"/>
-        </w:rPr>
-      </w:pPr>
-    </w:p>
-    <w:p>
-      <w:pPr>
-        <w:pStyle w:val="NoSpacing"/>
-        <w:rPr>
-          <w:sz w:val="24"/>
-          <w:szCs w:val="24"/>
-          <w:lang w:val="en-US"/>
-        </w:rPr>
-      </w:pPr>
-      <w:r>
-        <w:rPr>
-          <w:sz w:val="24"/>
-          <w:szCs w:val="24"/>
-          <w:lang w:val="en-US"/>
-        </w:rPr>
-        <w:t>Herein fail not.</w:t>
-      </w:r>
-    </w:p>
-    <w:p>
-      <w:pPr>
-        <w:pStyle w:val="NoSpacing"/>
-        <w:rPr>
-          <w:sz w:val="24"/>
-          <w:szCs w:val="24"/>
-          <w:lang w:val="en-US"/>
-        </w:rPr>
-      </w:pPr>
-    </w:p>
-    <w:p>
-      <w:pPr>
-        <w:pStyle w:val="NoSpacing"/>
-        <w:rPr>
-          <w:sz w:val="24"/>
-          <w:szCs w:val="24"/>
-          <w:lang w:val="en-US"/>
-        </w:rPr>
-      </w:pPr>
-      <w:r>
-        <w:rPr>
-          <w:sz w:val="24"/>
-          <w:szCs w:val="24"/>
-          <w:lang w:val="en-US"/>
-        </w:rPr>
-        <w:t xml:space="preserve">Given under my hand and the seal of Lok Adalat, </w:t>
-      </w:r>
-      <w:r>
-        <w:rPr>
-          <w:sz w:val="24"/>
-          <w:szCs w:val="24"/>
-          <w:lang w:val="en-US"/>
-        </w:rPr>
-        <w:t xml:space="preserve">Secunderabad. </w:t>
-      </w:r>
-      <w:r>
-        <w:rPr>
-          <w:sz w:val="24"/>
-          <w:szCs w:val="24"/>
-          <w:lang w:val="en-US"/>
-        </w:rPr>
-        <w:t>O</w:t>
-      </w:r>
-      <w:r>
-        <w:rPr>
-          <w:sz w:val="24"/>
-          <w:szCs w:val="24"/>
-          <w:lang w:val="en-US"/>
-        </w:rPr>
-        <w:t>n</w:t>
-      </w:r>
-      <w:r>
-        <w:rPr>
-          <w:sz w:val="24"/>
-          <w:szCs w:val="24"/>
-          <w:lang w:val="en-US"/>
-        </w:rPr>
-        <w:t xml:space="preserve"> the </w:t>
-      </w:r>
-      <w:r>
-        <w:rPr>
-          <w:sz w:val="24"/>
-          <w:szCs w:val="24"/>
-          <w:lang w:val="en-US"/>
-        </w:rPr>
-        <w:t>{{day2}}</w:t>
-      </w:r>
-      <w:r>
-        <w:rPr>
-          <w:sz w:val="24"/>
-          <w:szCs w:val="24"/>
-          <w:vertAlign w:val="superscript"/>
-          <w:lang w:val="en-US"/>
-        </w:rPr>
-        <w:t>th</w:t>
-      </w:r>
+      <w:proofErr w:type="spellEnd"/>
       <w:r>
         <w:rPr>
           <w:sz w:val="24"/>
@@ -908,13 +961,12 @@
           <w:szCs w:val="24"/>
           <w:lang w:val="en-US"/>
         </w:rPr>
-        <w:t xml:space="preserve">                                                                                                                                             Chairman</w:t>
-      </w:r>
-    </w:p>
-    <w:p>
-      <w:pPr>
-        <w:pStyle w:val="NoSpacing"/>
-        <w:jc w:val="right"/>
+        <w:t xml:space="preserve">                    Chairman</w:t>
+      </w:r>
+    </w:p>
+    <w:p>
+      <w:pPr>
+        <w:pStyle w:val="NoSpacing"/>
         <w:rPr>
           <w:sz w:val="24"/>
           <w:szCs w:val="24"/>
@@ -933,197 +985,137 @@
     <w:p>
       <w:pPr>
         <w:pStyle w:val="NoSpacing"/>
-        <w:jc w:val="right"/>
-        <w:rPr>
-          <w:sz w:val="24"/>
-          <w:szCs w:val="24"/>
-          <w:lang w:val="en-US"/>
-        </w:rPr>
-      </w:pPr>
-      <w:r>
-        <w:rPr>
-          <w:sz w:val="24"/>
-          <w:szCs w:val="24"/>
-          <w:lang w:val="en-US"/>
-        </w:rPr>
-        <w:t>City Civil Court, Secunderabad</w:t>
-      </w:r>
-    </w:p>
-    <w:p>
-      <w:pPr>
-        <w:pStyle w:val="NoSpacing"/>
-        <w:rPr>
-          <w:sz w:val="24"/>
-          <w:szCs w:val="24"/>
-          <w:lang w:val="en-US"/>
-        </w:rPr>
-      </w:pPr>
-    </w:p>
-    <w:p>
-      <w:pPr>
-        <w:pStyle w:val="NoSpacing"/>
-        <w:rPr>
-          <w:sz w:val="24"/>
-          <w:szCs w:val="24"/>
-          <w:lang w:val="en-US"/>
-        </w:rPr>
-      </w:pPr>
-    </w:p>
-    <w:p>
-      <w:pPr>
-        <w:pStyle w:val="NoSpacing"/>
-        <w:rPr>
-          <w:sz w:val="24"/>
-          <w:szCs w:val="24"/>
-          <w:lang w:val="en-US"/>
-        </w:rPr>
-      </w:pPr>
-    </w:p>
-    <w:p>
-      <w:pPr>
-        <w:pStyle w:val="NoSpacing"/>
-        <w:jc w:val="center"/>
-        <w:rPr>
-          <w:sz w:val="24"/>
-          <w:szCs w:val="24"/>
-          <w:lang w:val="en-US"/>
-        </w:rPr>
-      </w:pPr>
-      <w:r>
-        <w:rPr>
-          <w:sz w:val="24"/>
-          <w:szCs w:val="24"/>
-          <w:lang w:val="en-US"/>
-        </w:rPr>
-        <w:t xml:space="preserve">                                                                                                                     By order</w:t>
-      </w:r>
-    </w:p>
-    <w:p>
-      <w:pPr>
-        <w:pStyle w:val="NoSpacing"/>
-        <w:rPr>
-          <w:sz w:val="24"/>
-          <w:szCs w:val="24"/>
-          <w:lang w:val="en-US"/>
-        </w:rPr>
-      </w:pPr>
-    </w:p>
-    <w:p>
-      <w:pPr>
-        <w:pStyle w:val="NoSpacing"/>
-        <w:rPr>
-          <w:sz w:val="24"/>
-          <w:szCs w:val="24"/>
-          <w:lang w:val="en-US"/>
-        </w:rPr>
-      </w:pPr>
-    </w:p>
-    <w:p>
-      <w:pPr>
-        <w:pStyle w:val="NoSpacing"/>
-        <w:rPr>
-          <w:sz w:val="24"/>
-          <w:szCs w:val="24"/>
-          <w:lang w:val="en-US"/>
-        </w:rPr>
-      </w:pPr>
-    </w:p>
-    <w:p>
-      <w:pPr>
-        <w:pStyle w:val="NoSpacing"/>
-        <w:jc w:val="right"/>
-        <w:rPr>
-          <w:sz w:val="24"/>
-          <w:szCs w:val="24"/>
-          <w:lang w:val="en-US"/>
-        </w:rPr>
-      </w:pPr>
-      <w:r>
-        <w:rPr>
-          <w:sz w:val="24"/>
-          <w:szCs w:val="24"/>
-          <w:lang w:val="en-US"/>
-        </w:rPr>
-        <w:t>Senior Superintendent</w:t>
-      </w:r>
-    </w:p>
-    <w:p>
-      <w:pPr>
-        <w:pStyle w:val="NoSpacing"/>
-        <w:rPr>
-          <w:sz w:val="24"/>
-          <w:szCs w:val="24"/>
-          <w:lang w:val="en-US"/>
-        </w:rPr>
-      </w:pPr>
-      <w:r>
-        <w:rPr>
-          <w:sz w:val="24"/>
-          <w:szCs w:val="24"/>
-          <w:lang w:val="en-US"/>
-        </w:rPr>
-        <w:t xml:space="preserve">                                                                                                                                                             &amp;</w:t>
-      </w:r>
-    </w:p>
-    <w:p>
-      <w:pPr>
-        <w:pStyle w:val="NoSpacing"/>
-        <w:jc w:val="right"/>
-        <w:rPr>
-          <w:sz w:val="24"/>
-          <w:szCs w:val="24"/>
-          <w:lang w:val="en-US"/>
-        </w:rPr>
-      </w:pPr>
-      <w:r>
-        <w:rPr>
-          <w:sz w:val="24"/>
-          <w:szCs w:val="24"/>
-          <w:lang w:val="en-US"/>
-        </w:rPr>
-        <w:t xml:space="preserve">Chief Ministerial Officer </w:t>
-      </w:r>
-    </w:p>
-    <w:p>
-      <w:pPr>
-        <w:pStyle w:val="NoSpacing"/>
-        <w:jc w:val="right"/>
-        <w:rPr>
-          <w:sz w:val="24"/>
-          <w:szCs w:val="24"/>
-          <w:lang w:val="en-US"/>
-        </w:rPr>
-      </w:pPr>
-      <w:r>
-        <w:rPr>
-          <w:sz w:val="24"/>
-          <w:szCs w:val="24"/>
-          <w:lang w:val="en-US"/>
-        </w:rPr>
-        <w:t>Court of 1</w:t>
-      </w:r>
-      <w:r>
-        <w:rPr>
-          <w:sz w:val="24"/>
-          <w:szCs w:val="24"/>
-          <w:vertAlign w:val="superscript"/>
-          <w:lang w:val="en-US"/>
-        </w:rPr>
-        <w:t>st</w:t>
-      </w:r>
-      <w:r>
-        <w:rPr>
-          <w:sz w:val="24"/>
-          <w:szCs w:val="24"/>
-          <w:lang w:val="en-US"/>
-        </w:rPr>
-        <w:t xml:space="preserve"> Additional Chief Judge</w:t>
-      </w:r>
-    </w:p>
-    <w:p>
-      <w:pPr>
-        <w:pStyle w:val="NoSpacing"/>
-        <w:jc w:val="right"/>
+        <w:rPr>
+          <w:sz w:val="24"/>
+          <w:szCs w:val="24"/>
+          <w:lang w:val="en-US"/>
+        </w:rPr>
+      </w:pPr>
+      <w:r>
+        <w:rPr>
+          <w:sz w:val="24"/>
+          <w:szCs w:val="24"/>
+          <w:lang w:val="en-US"/>
+        </w:rPr>
+        <w:t xml:space="preserve">City Civil Court, </w:t>
+      </w:r>
+      <w:proofErr w:type="spellStart"/>
+      <w:r>
+        <w:rPr>
+          <w:sz w:val="24"/>
+          <w:szCs w:val="24"/>
+          <w:lang w:val="en-US"/>
+        </w:rPr>
+        <w:t>Secunderabad</w:t>
+      </w:r>
+      <w:proofErr w:type="spellEnd"/>
+    </w:p>
+    <w:p>
+      <w:pPr>
+        <w:pStyle w:val="NoSpacing"/>
+        <w:rPr>
+          <w:sz w:val="24"/>
+          <w:szCs w:val="24"/>
+          <w:lang w:val="en-US"/>
+        </w:rPr>
+      </w:pPr>
+    </w:p>
+    <w:p>
+      <w:pPr>
+        <w:pStyle w:val="NoSpacing"/>
+        <w:spacing w:before="240"/>
+        <w:rPr>
+          <w:sz w:val="24"/>
+          <w:szCs w:val="24"/>
+          <w:lang w:val="en-US"/>
+        </w:rPr>
+      </w:pPr>
+    </w:p>
+    <w:p>
+      <w:pPr>
+        <w:pStyle w:val="NoSpacing"/>
+        <w:rPr>
+          <w:sz w:val="24"/>
+          <w:szCs w:val="24"/>
+          <w:lang w:val="en-US"/>
+        </w:rPr>
+      </w:pPr>
+      <w:r>
+        <w:rPr>
+          <w:sz w:val="24"/>
+          <w:szCs w:val="24"/>
+          <w:lang w:val="en-US"/>
+        </w:rPr>
+        <w:t xml:space="preserve">                       By order</w:t>
+      </w:r>
+    </w:p>
+    <w:p>
+      <w:pPr>
+        <w:pStyle w:val="NoSpacing"/>
+        <w:rPr>
+          <w:sz w:val="24"/>
+          <w:szCs w:val="24"/>
+          <w:lang w:val="en-US"/>
+        </w:rPr>
+      </w:pPr>
+    </w:p>
+    <w:p>
+      <w:pPr>
+        <w:pStyle w:val="NoSpacing"/>
+        <w:rPr>
+          <w:sz w:val="24"/>
+          <w:szCs w:val="24"/>
+          <w:lang w:val="en-US"/>
+        </w:rPr>
+      </w:pPr>
+    </w:p>
+    <w:p>
+      <w:pPr>
+        <w:pStyle w:val="NoSpacing"/>
+        <w:rPr>
+          <w:sz w:val="24"/>
+          <w:szCs w:val="24"/>
+          <w:lang w:val="en-US"/>
+        </w:rPr>
+      </w:pPr>
+      <w:r>
+        <w:rPr>
+          <w:sz w:val="24"/>
+          <w:szCs w:val="24"/>
+          <w:lang w:val="en-US"/>
+        </w:rPr>
+        <w:t xml:space="preserve">                      </w:t>
+      </w:r>
+      <w:r>
+        <w:rPr>
+          <w:sz w:val="24"/>
+          <w:szCs w:val="24"/>
+          <w:lang w:val="en-US"/>
+        </w:rPr>
+        <w:t>Superintendent</w:t>
+      </w:r>
+    </w:p>
+    <w:p>
+      <w:pPr>
+        <w:pStyle w:val="NoSpacing"/>
+        <w:rPr>
+          <w:sz w:val="24"/>
+          <w:szCs w:val="24"/>
+          <w:lang w:val="en-US"/>
+        </w:rPr>
+      </w:pPr>
+      <w:r>
+        <w:rPr>
+          <w:sz w:val="24"/>
+          <w:szCs w:val="24"/>
+          <w:lang w:val="en-US"/>
+        </w:rPr>
+        <w:t>Mandal Legal Services Committee</w:t>
+      </w:r>
+    </w:p>
+    <w:p>
+      <w:pPr>
+        <w:pStyle w:val="NoSpacing"/>
         <w:rPr>
           <w:sz w:val="24"/>
           <w:szCs w:val="24"/>
@@ -1152,32 +1144,75 @@
           <w:szCs w:val="24"/>
           <w:lang w:val="en-US"/>
         </w:rPr>
-        <w:t>ivil Court, Secunderabad</w:t>
-      </w:r>
-    </w:p>
-    <w:p>
-      <w:pPr>
-        <w:pStyle w:val="NoSpacing"/>
-        <w:rPr>
-          <w:sz w:val="24"/>
-          <w:szCs w:val="24"/>
-          <w:lang w:val="en-US"/>
-        </w:rPr>
-      </w:pPr>
-    </w:p>
-    <w:p>
-      <w:pPr>
-        <w:pStyle w:val="NoSpacing"/>
-        <w:rPr>
-          <w:sz w:val="24"/>
-          <w:szCs w:val="24"/>
-          <w:lang w:val="en-US"/>
-        </w:rPr>
-      </w:pPr>
+        <w:t xml:space="preserve">ivil Court, </w:t>
+      </w:r>
+      <w:proofErr w:type="spellStart"/>
+      <w:r>
+        <w:rPr>
+          <w:sz w:val="24"/>
+          <w:szCs w:val="24"/>
+          <w:lang w:val="en-US"/>
+        </w:rPr>
+        <w:t>Secunderabad</w:t>
+      </w:r>
+      <w:proofErr w:type="spellEnd"/>
+    </w:p>
+    <w:p>
+      <w:pPr>
+        <w:pStyle w:val="NoSpacing"/>
+        <w:rPr>
+          <w:sz w:val="24"/>
+          <w:szCs w:val="24"/>
+          <w:lang w:val="en-US"/>
+        </w:rPr>
+      </w:pPr>
+    </w:p>
+    <w:p>
+      <w:pPr>
+        <w:pStyle w:val="NoSpacing"/>
+        <w:rPr>
+          <w:sz w:val="24"/>
+          <w:szCs w:val="24"/>
+          <w:lang w:val="en-US"/>
+        </w:rPr>
+      </w:pPr>
+    </w:p>
+    <w:p>
+      <w:pPr>
+        <w:rPr>
+          <w:lang w:val="en-US"/>
+        </w:rPr>
+      </w:pPr>
+    </w:p>
+    <w:p>
+      <w:pPr>
+        <w:rPr>
+          <w:sz w:val="24"/>
+          <w:szCs w:val="24"/>
+          <w:lang w:val="en-US"/>
+        </w:rPr>
+      </w:pPr>
+    </w:p>
+    <w:p>
+      <w:pPr>
+        <w:tabs>
+          <w:tab w:val="left" w:pos="5430"/>
+        </w:tabs>
+        <w:rPr>
+          <w:lang w:val="en-US"/>
+        </w:rPr>
+      </w:pPr>
+      <w:r>
+        <w:rPr>
+          <w:lang w:val="en-US"/>
+        </w:rPr>
+        <w:tab/>
+      </w:r>
     </w:p>
     <w:sectPr>
+      <w:headerReference w:type="default" r:id="rId6"/>
       <w:pgSz w:w="12240" w:h="20160" w:code="5"/>
-      <w:pgMar w:top="1440" w:right="1440" w:bottom="1440" w:left="1440" w:header="708" w:footer="708" w:gutter="0"/>
+      <w:pgMar w:top="1440" w:right="1440" w:bottom="1440" w:left="1440" w:header="227" w:footer="0" w:gutter="0"/>
       <w:cols w:space="708"/>
       <w:docGrid w:linePitch="360"/>
     </w:sectPr>
@@ -1185,8 +1220,236 @@
 </w:document>
 </file>
 
+<file path=word/endnotes.xml><?xml version="1.0" encoding="utf-8"?>
+<w:endnotes xmlns:wpc="http://schemas.microsoft.com/office/word/2010/wordprocessingCanvas" xmlns:cx="http://schemas.microsoft.com/office/drawing/2014/chartex" xmlns:cx1="http://schemas.microsoft.com/office/drawing/2015/9/8/chartex" xmlns:cx2="http://schemas.microsoft.com/office/drawing/2015/10/21/chartex" xmlns:cx3="http://schemas.microsoft.com/office/drawing/2016/5/9/chartex" xmlns:cx4="http://schemas.microsoft.com/office/drawing/2016/5/10/chartex" xmlns:cx5="http://schemas.microsoft.com/office/drawing/2016/5/11/chartex" xmlns:cx6="http://schemas.microsoft.com/office/drawing/2016/5/12/chartex" xmlns:cx7="http://schemas.microsoft.com/office/drawing/2016/5/13/chartex" xmlns:cx8="http://schemas.microsoft.com/office/drawing/2016/5/14/chartex" xmlns:mc="http://schemas.openxmlformats.org/markup-compatibility/2006" xmlns:aink="http://schemas.microsoft.com/office/drawing/2016/ink" xmlns:am3d="http://schemas.microsoft.com/office/drawing/2017/model3d" xmlns:o="urn:schemas-microsoft-com:office:office" xmlns:r="http://schemas.openxmlformats.org/officeDocument/2006/relationships" xmlns:m="http://schemas.openxmlformats.org/officeDocument/2006/math" xmlns:v="urn:schemas-microsoft-com:vml" xmlns:wp14="http://schemas.microsoft.com/office/word/2010/wordprocessingDrawing" xmlns:wp="http://schemas.openxmlformats.org/drawingml/2006/wordprocessingDrawing" xmlns:w10="urn:schemas-microsoft-com:office:word" xmlns:w="http://schemas.openxmlformats.org/wordprocessingml/2006/main" xmlns:w14="http://schemas.microsoft.com/office/word/2010/wordml" xmlns:w15="http://schemas.microsoft.com/office/word/2012/wordml" xmlns:w16cex="http://schemas.microsoft.com/office/word/2018/wordml/cex" xmlns:w16cid="http://schemas.microsoft.com/office/word/2016/wordml/cid" xmlns:w16="http://schemas.microsoft.com/office/word/2018/wordml" xmlns:w16sdtdh="http://schemas.microsoft.com/office/word/2020/wordml/sdtdatahash" xmlns:w16se="http://schemas.microsoft.com/office/word/2015/wordml/symex" xmlns:wpg="http://schemas.microsoft.com/office/word/2010/wordprocessingGroup" xmlns:wpi="http://schemas.microsoft.com/office/word/2010/wordprocessingInk" xmlns:wne="http://schemas.microsoft.com/office/word/2006/wordml" xmlns:wps="http://schemas.microsoft.com/office/word/2010/wordprocessingShape" mc:Ignorable="w14 w15 w16se w16cid w16 w16cex w16sdtdh wp14">
+  <w:endnote w:type="separator" w:id="-1">
+    <w:p>
+      <w:pPr>
+        <w:spacing w:after="0" w:line="240" w:lineRule="auto"/>
+      </w:pPr>
+      <w:r>
+        <w:separator/>
+      </w:r>
+    </w:p>
+  </w:endnote>
+  <w:endnote w:type="continuationSeparator" w:id="0">
+    <w:p>
+      <w:pPr>
+        <w:spacing w:after="0" w:line="240" w:lineRule="auto"/>
+      </w:pPr>
+      <w:r>
+        <w:continuationSeparator/>
+      </w:r>
+    </w:p>
+  </w:endnote>
+</w:endnotes>
+</file>
+
+<file path=word/footnotes.xml><?xml version="1.0" encoding="utf-8"?>
+<w:footnotes xmlns:wpc="http://schemas.microsoft.com/office/word/2010/wordprocessingCanvas" xmlns:cx="http://schemas.microsoft.com/office/drawing/2014/chartex" xmlns:cx1="http://schemas.microsoft.com/office/drawing/2015/9/8/chartex" xmlns:cx2="http://schemas.microsoft.com/office/drawing/2015/10/21/chartex" xmlns:cx3="http://schemas.microsoft.com/office/drawing/2016/5/9/chartex" xmlns:cx4="http://schemas.microsoft.com/office/drawing/2016/5/10/chartex" xmlns:cx5="http://schemas.microsoft.com/office/drawing/2016/5/11/chartex" xmlns:cx6="http://schemas.microsoft.com/office/drawing/2016/5/12/chartex" xmlns:cx7="http://schemas.microsoft.com/office/drawing/2016/5/13/chartex" xmlns:cx8="http://schemas.microsoft.com/office/drawing/2016/5/14/chartex" xmlns:mc="http://schemas.openxmlformats.org/markup-compatibility/2006" xmlns:aink="http://schemas.microsoft.com/office/drawing/2016/ink" xmlns:am3d="http://schemas.microsoft.com/office/drawing/2017/model3d" xmlns:o="urn:schemas-microsoft-com:office:office" xmlns:r="http://schemas.openxmlformats.org/officeDocument/2006/relationships" xmlns:m="http://schemas.openxmlformats.org/officeDocument/2006/math" xmlns:v="urn:schemas-microsoft-com:vml" xmlns:wp14="http://schemas.microsoft.com/office/word/2010/wordprocessingDrawing" xmlns:wp="http://schemas.openxmlformats.org/drawingml/2006/wordprocessingDrawing" xmlns:w10="urn:schemas-microsoft-com:office:word" xmlns:w="http://schemas.openxmlformats.org/wordprocessingml/2006/main" xmlns:w14="http://schemas.microsoft.com/office/word/2010/wordml" xmlns:w15="http://schemas.microsoft.com/office/word/2012/wordml" xmlns:w16cex="http://schemas.microsoft.com/office/word/2018/wordml/cex" xmlns:w16cid="http://schemas.microsoft.com/office/word/2016/wordml/cid" xmlns:w16="http://schemas.microsoft.com/office/word/2018/wordml" xmlns:w16sdtdh="http://schemas.microsoft.com/office/word/2020/wordml/sdtdatahash" xmlns:w16se="http://schemas.microsoft.com/office/word/2015/wordml/symex" xmlns:wpg="http://schemas.microsoft.com/office/word/2010/wordprocessingGroup" xmlns:wpi="http://schemas.microsoft.com/office/word/2010/wordprocessingInk" xmlns:wne="http://schemas.microsoft.com/office/word/2006/wordml" xmlns:wps="http://schemas.microsoft.com/office/word/2010/wordprocessingShape" mc:Ignorable="w14 w15 w16se w16cid w16 w16cex w16sdtdh wp14">
+  <w:footnote w:type="separator" w:id="-1">
+    <w:p>
+      <w:pPr>
+        <w:spacing w:after="0" w:line="240" w:lineRule="auto"/>
+      </w:pPr>
+      <w:r>
+        <w:separator/>
+      </w:r>
+    </w:p>
+  </w:footnote>
+  <w:footnote w:type="continuationSeparator" w:id="0">
+    <w:p>
+      <w:pPr>
+        <w:spacing w:after="0" w:line="240" w:lineRule="auto"/>
+      </w:pPr>
+      <w:r>
+        <w:continuationSeparator/>
+      </w:r>
+    </w:p>
+  </w:footnote>
+</w:footnotes>
+</file>
+
+<file path=word/header1.xml><?xml version="1.0" encoding="utf-8"?>
+<w:hdr xmlns:wpc="http://schemas.microsoft.com/office/word/2010/wordprocessingCanvas" xmlns:cx="http://schemas.microsoft.com/office/drawing/2014/chartex" xmlns:cx1="http://schemas.microsoft.com/office/drawing/2015/9/8/chartex" xmlns:cx2="http://schemas.microsoft.com/office/drawing/2015/10/21/chartex" xmlns:cx3="http://schemas.microsoft.com/office/drawing/2016/5/9/chartex" xmlns:cx4="http://schemas.microsoft.com/office/drawing/2016/5/10/chartex" xmlns:cx5="http://schemas.microsoft.com/office/drawing/2016/5/11/chartex" xmlns:cx6="http://schemas.microsoft.com/office/drawing/2016/5/12/chartex" xmlns:cx7="http://schemas.microsoft.com/office/drawing/2016/5/13/chartex" xmlns:cx8="http://schemas.microsoft.com/office/drawing/2016/5/14/chartex" xmlns:mc="http://schemas.openxmlformats.org/markup-compatibility/2006" xmlns:aink="http://schemas.microsoft.com/office/drawing/2016/ink" xmlns:am3d="http://schemas.microsoft.com/office/drawing/2017/model3d" xmlns:o="urn:schemas-microsoft-com:office:office" xmlns:r="http://schemas.openxmlformats.org/officeDocument/2006/relationships" xmlns:m="http://schemas.openxmlformats.org/officeDocument/2006/math" xmlns:v="urn:schemas-microsoft-com:vml" xmlns:wp14="http://schemas.microsoft.com/office/word/2010/wordprocessingDrawing" xmlns:wp="http://schemas.openxmlformats.org/drawingml/2006/wordprocessingDrawing" xmlns:w10="urn:schemas-microsoft-com:office:word" xmlns:w="http://schemas.openxmlformats.org/wordprocessingml/2006/main" xmlns:w14="http://schemas.microsoft.com/office/word/2010/wordml" xmlns:w15="http://schemas.microsoft.com/office/word/2012/wordml" xmlns:w16cex="http://schemas.microsoft.com/office/word/2018/wordml/cex" xmlns:w16cid="http://schemas.microsoft.com/office/word/2016/wordml/cid" xmlns:w16="http://schemas.microsoft.com/office/word/2018/wordml" xmlns:w16sdtdh="http://schemas.microsoft.com/office/word/2020/wordml/sdtdatahash" xmlns:w16se="http://schemas.microsoft.com/office/word/2015/wordml/symex" xmlns:wpg="http://schemas.microsoft.com/office/word/2010/wordprocessingGroup" xmlns:wpi="http://schemas.microsoft.com/office/word/2010/wordprocessingInk" xmlns:wne="http://schemas.microsoft.com/office/word/2006/wordml" xmlns:wps="http://schemas.microsoft.com/office/word/2010/wordprocessingShape" mc:Ignorable="w14 w15 w16se w16cid w16 w16cex w16sdtdh wp14">
+  <w:p>
+    <w:pPr>
+      <w:pStyle w:val="NoSpacing"/>
+      <w:jc w:val="center"/>
+      <w:rPr>
+        <w:b/>
+        <w:bCs/>
+        <w:sz w:val="24"/>
+        <w:szCs w:val="24"/>
+        <w:lang w:val="en-US"/>
+      </w:rPr>
+    </w:pPr>
+    <w:r>
+      <w:rPr>
+        <w:b/>
+        <w:bCs/>
+        <w:sz w:val="24"/>
+        <w:szCs w:val="24"/>
+        <w:lang w:val="en-US"/>
+      </w:rPr>
+      <w:t>DIS No.</w:t>
+    </w:r>
+    <w:r>
+      <w:rPr>
+        <w:b/>
+        <w:bCs/>
+        <w:sz w:val="24"/>
+        <w:szCs w:val="24"/>
+        <w:lang w:val="en-US"/>
+      </w:rPr>
+      <w:t>________/2026.Dt___-03-2026</w:t>
+    </w:r>
+  </w:p>
+  <w:p>
+    <w:pPr>
+      <w:pStyle w:val="NoSpacing"/>
+      <w:jc w:val="center"/>
+      <w:rPr>
+        <w:sz w:val="24"/>
+        <w:szCs w:val="24"/>
+        <w:lang w:val="en-US"/>
+      </w:rPr>
+    </w:pPr>
+    <w:r>
+      <w:rPr>
+        <w:sz w:val="24"/>
+        <w:szCs w:val="24"/>
+        <w:lang w:val="en-US"/>
+      </w:rPr>
+      <w:t>BEFORE THE CHAIRMAN, MANDAL LEGAL SERVICES COMMITTEE</w:t>
+    </w:r>
+  </w:p>
+  <w:p>
+    <w:pPr>
+      <w:pStyle w:val="NoSpacing"/>
+      <w:jc w:val="center"/>
+      <w:rPr>
+        <w:b/>
+        <w:bCs/>
+        <w:sz w:val="24"/>
+        <w:szCs w:val="24"/>
+        <w:lang w:val="en-US"/>
+      </w:rPr>
+    </w:pPr>
+    <w:r>
+      <w:rPr>
+        <w:b/>
+        <w:bCs/>
+        <w:sz w:val="24"/>
+        <w:szCs w:val="24"/>
+        <w:lang w:val="en-US"/>
+      </w:rPr>
+      <w:t>CITY CIVIL COURT, SECUNDERABAD</w:t>
+    </w:r>
+  </w:p>
+  <w:p>
+    <w:pPr>
+      <w:pStyle w:val="NoSpacing"/>
+      <w:jc w:val="center"/>
+      <w:rPr>
+        <w:sz w:val="24"/>
+        <w:szCs w:val="24"/>
+        <w:lang w:val="en-US"/>
+      </w:rPr>
+    </w:pPr>
+    <w:r>
+      <w:rPr>
+        <w:sz w:val="24"/>
+        <w:szCs w:val="24"/>
+        <w:lang w:val="en-US"/>
+      </w:rPr>
+      <w:t xml:space="preserve">PRE-LITIGATION/LITIGATION CASE </w:t>
+    </w:r>
+    <w:proofErr w:type="spellStart"/>
+    <w:r>
+      <w:rPr>
+        <w:sz w:val="24"/>
+        <w:szCs w:val="24"/>
+        <w:lang w:val="en-US"/>
+      </w:rPr>
+      <w:t>No.PLC</w:t>
+    </w:r>
+    <w:proofErr w:type="spellEnd"/>
+    <w:r>
+      <w:rPr>
+        <w:sz w:val="24"/>
+        <w:szCs w:val="24"/>
+        <w:lang w:val="en-US"/>
+      </w:rPr>
+      <w:t xml:space="preserve"> No________________/2026</w:t>
+    </w:r>
+  </w:p>
+  <w:p>
+    <w:pPr>
+      <w:pStyle w:val="NoSpacing"/>
+      <w:spacing w:after="120"/>
+      <w:jc w:val="center"/>
+      <w:rPr>
+        <w:sz w:val="24"/>
+        <w:szCs w:val="24"/>
+        <w:lang w:val="en-US"/>
+      </w:rPr>
+    </w:pPr>
+    <w:r>
+      <w:rPr>
+        <w:sz w:val="24"/>
+        <w:szCs w:val="24"/>
+        <w:lang w:val="en-US"/>
+      </w:rPr>
+      <w:t xml:space="preserve">LOAN </w:t>
+    </w:r>
+    <w:proofErr w:type="gramStart"/>
+    <w:r>
+      <w:rPr>
+        <w:sz w:val="24"/>
+        <w:szCs w:val="24"/>
+        <w:lang w:val="en-US"/>
+      </w:rPr>
+      <w:t>NO:{</w:t>
+    </w:r>
+    <w:proofErr w:type="gramEnd"/>
+    <w:r>
+      <w:rPr>
+        <w:sz w:val="24"/>
+        <w:szCs w:val="24"/>
+        <w:lang w:val="en-US"/>
+      </w:rPr>
+      <w:t>{</w:t>
+    </w:r>
+    <w:proofErr w:type="spellStart"/>
+    <w:r>
+      <w:rPr>
+        <w:sz w:val="24"/>
+        <w:szCs w:val="24"/>
+        <w:lang w:val="en-US"/>
+      </w:rPr>
+      <w:t>loan_number</w:t>
+    </w:r>
+    <w:proofErr w:type="spellEnd"/>
+    <w:r>
+      <w:rPr>
+        <w:sz w:val="24"/>
+        <w:szCs w:val="24"/>
+        <w:lang w:val="en-US"/>
+      </w:rPr>
+      <w:t>}}</w:t>
+    </w:r>
+  </w:p>
+  <w:p>
+    <w:pPr>
+      <w:pStyle w:val="Header"/>
+    </w:pPr>
+  </w:p>
+</w:hdr>
+</file>
+
 <file path=word/styles.xml><?xml version="1.0" encoding="utf-8"?>
-<w:styles xmlns:mc="http://schemas.openxmlformats.org/markup-compatibility/2006" xmlns:r="http://schemas.openxmlformats.org/officeDocument/2006/relationships" xmlns:w="http://schemas.openxmlformats.org/wordprocessingml/2006/main" xmlns:w14="http://schemas.microsoft.com/office/word/2010/wordml" xmlns:w15="http://schemas.microsoft.com/office/word/2012/wordml" xmlns:w16cex="http://schemas.microsoft.com/office/word/2018/wordml/cex" xmlns:w16cid="http://schemas.microsoft.com/office/word/2016/wordml/cid" xmlns:w16="http://schemas.microsoft.com/office/word/2018/wordml" xmlns:w16du="http://schemas.microsoft.com/office/word/2023/wordml/word16du" xmlns:w16sdtdh="http://schemas.microsoft.com/office/word/2020/wordml/sdtdatahash" xmlns:w16sdtfl="http://schemas.microsoft.com/office/word/2024/wordml/sdtformatlock" xmlns:w16se="http://schemas.microsoft.com/office/word/2015/wordml/symex" mc:Ignorable="w14 w15 w16se w16cid w16 w16cex w16sdtdh w16sdtfl w16du">
+<w:styles xmlns:mc="http://schemas.openxmlformats.org/markup-compatibility/2006" xmlns:r="http://schemas.openxmlformats.org/officeDocument/2006/relationships" xmlns:w="http://schemas.openxmlformats.org/wordprocessingml/2006/main" xmlns:w14="http://schemas.microsoft.com/office/word/2010/wordml" xmlns:w15="http://schemas.microsoft.com/office/word/2012/wordml" xmlns:w16cex="http://schemas.microsoft.com/office/word/2018/wordml/cex" xmlns:w16cid="http://schemas.microsoft.com/office/word/2016/wordml/cid" xmlns:w16="http://schemas.microsoft.com/office/word/2018/wordml" xmlns:w16sdtdh="http://schemas.microsoft.com/office/word/2020/wordml/sdtdatahash" xmlns:w16se="http://schemas.microsoft.com/office/word/2015/wordml/symex" mc:Ignorable="w14 w15 w16se w16cid w16 w16cex w16sdtdh">
   <w:docDefaults>
     <w:rPrDefault>
       <w:rPr>
@@ -2111,6 +2374,50 @@
       <w:spacing w:after="0" w:line="240" w:lineRule="auto"/>
     </w:pPr>
   </w:style>
+  <w:style w:type="paragraph" w:styleId="Header">
+    <w:name w:val="header"/>
+    <w:basedOn w:val="Normal"/>
+    <w:link w:val="HeaderChar"/>
+    <w:uiPriority w:val="99"/>
+    <w:unhideWhenUsed/>
+    <w:rsid w:val="00A14D77"/>
+    <w:pPr>
+      <w:tabs>
+        <w:tab w:val="center" w:pos="4513"/>
+        <w:tab w:val="right" w:pos="9026"/>
+      </w:tabs>
+      <w:spacing w:after="0" w:line="240" w:lineRule="auto"/>
+    </w:pPr>
+  </w:style>
+  <w:style w:type="character" w:customStyle="1" w:styleId="HeaderChar">
+    <w:name w:val="Header Char"/>
+    <w:basedOn w:val="DefaultParagraphFont"/>
+    <w:link w:val="Header"/>
+    <w:uiPriority w:val="99"/>
+    <w:rsid w:val="00A14D77"/>
+  </w:style>
+  <w:style w:type="paragraph" w:styleId="Footer">
+    <w:name w:val="footer"/>
+    <w:basedOn w:val="Normal"/>
+    <w:link w:val="FooterChar"/>
+    <w:uiPriority w:val="99"/>
+    <w:unhideWhenUsed/>
+    <w:rsid w:val="00A14D77"/>
+    <w:pPr>
+      <w:tabs>
+        <w:tab w:val="center" w:pos="4513"/>
+        <w:tab w:val="right" w:pos="9026"/>
+      </w:tabs>
+      <w:spacing w:after="0" w:line="240" w:lineRule="auto"/>
+    </w:pPr>
+  </w:style>
+  <w:style w:type="character" w:customStyle="1" w:styleId="FooterChar">
+    <w:name w:val="Footer Char"/>
+    <w:basedOn w:val="DefaultParagraphFont"/>
+    <w:link w:val="Footer"/>
+    <w:uiPriority w:val="99"/>
+    <w:rsid w:val="00A14D77"/>
+  </w:style>
 </w:styles>
 </file>
 

--- a/templates_docx/lokadalat_template.docx
+++ b/templates_docx/lokadalat_template.docx
@@ -204,8 +204,9 @@
           <w:szCs w:val="24"/>
           <w:lang w:val="en-US"/>
         </w:rPr>
-        <w:t>Sri</w:t>
-      </w:r>
+        <w:t xml:space="preserve">Ms. </w:t>
+      </w:r>
+      <w:proofErr w:type="spellStart"/>
       <w:r>
         <w:rPr>
           <w:b/>
@@ -214,12 +215,10 @@
           <w:szCs w:val="24"/>
           <w:lang w:val="en-US"/>
         </w:rPr>
-        <w:t xml:space="preserve"> Rathod Rahul Naik,</w:t>
-      </w:r>
-    </w:p>
-    <w:p>
-      <w:pPr>
-        <w:pStyle w:val="NoSpacing"/>
+        <w:t>Jangampally</w:t>
+      </w:r>
+      <w:proofErr w:type="spellEnd"/>
+      <w:r>
         <w:rPr>
           <w:b/>
           <w:bCs/>
@@ -227,7 +226,8 @@
           <w:szCs w:val="24"/>
           <w:lang w:val="en-US"/>
         </w:rPr>
-      </w:pPr>
+        <w:t xml:space="preserve"> Bhavani</w:t>
+      </w:r>
       <w:r>
         <w:rPr>
           <w:b/>
@@ -236,10 +236,12 @@
           <w:szCs w:val="24"/>
           <w:lang w:val="en-US"/>
         </w:rPr>
-        <w:t xml:space="preserve">S/o </w:t>
-      </w:r>
-      <w:proofErr w:type="spellStart"/>
-      <w:r>
+        <w:t>,</w:t>
+      </w:r>
+    </w:p>
+    <w:p>
+      <w:pPr>
+        <w:pStyle w:val="NoSpacing"/>
         <w:rPr>
           <w:b/>
           <w:bCs/>
@@ -247,9 +249,7 @@
           <w:szCs w:val="24"/>
           <w:lang w:val="en-US"/>
         </w:rPr>
-        <w:t>Jemla</w:t>
-      </w:r>
-      <w:proofErr w:type="spellEnd"/>
+      </w:pPr>
       <w:r>
         <w:rPr>
           <w:b/>
@@ -258,7 +258,7 @@
           <w:szCs w:val="24"/>
           <w:lang w:val="en-US"/>
         </w:rPr>
-        <w:t xml:space="preserve"> </w:t>
+        <w:t>D</w:t>
       </w:r>
       <w:r>
         <w:rPr>
@@ -268,12 +268,10 @@
           <w:szCs w:val="24"/>
           <w:lang w:val="en-US"/>
         </w:rPr>
-        <w:t>Naik, Age 30years, Occ Manger – Legal, R/o Hyderabad,</w:t>
-      </w:r>
-    </w:p>
-    <w:p>
-      <w:pPr>
-        <w:pStyle w:val="NoSpacing"/>
+        <w:t xml:space="preserve">/o </w:t>
+      </w:r>
+      <w:proofErr w:type="spellStart"/>
+      <w:r>
         <w:rPr>
           <w:b/>
           <w:bCs/>
@@ -281,7 +279,9 @@
           <w:szCs w:val="24"/>
           <w:lang w:val="en-US"/>
         </w:rPr>
-      </w:pPr>
+        <w:t>Jangampally</w:t>
+      </w:r>
+      <w:proofErr w:type="spellEnd"/>
       <w:r>
         <w:rPr>
           <w:b/>
@@ -290,14 +290,17 @@
           <w:szCs w:val="24"/>
           <w:lang w:val="en-US"/>
         </w:rPr>
-        <w:t>Mobile No:</w:t>
+        <w:t xml:space="preserve"> Venkatesh</w:t>
       </w:r>
       <w:r>
         <w:rPr>
           <w:b/>
           <w:bCs/>
-        </w:rPr>
-        <w:t xml:space="preserve"> </w:t>
+          <w:sz w:val="24"/>
+          <w:szCs w:val="24"/>
+          <w:lang w:val="en-US"/>
+        </w:rPr>
+        <w:t>, Age</w:t>
       </w:r>
       <w:r>
         <w:rPr>
@@ -307,7 +310,108 @@
           <w:szCs w:val="24"/>
           <w:lang w:val="en-US"/>
         </w:rPr>
-        <w:t>7893987711</w:t>
+        <w:t xml:space="preserve"> 29</w:t>
+      </w:r>
+      <w:r>
+        <w:rPr>
+          <w:b/>
+          <w:bCs/>
+          <w:sz w:val="24"/>
+          <w:szCs w:val="24"/>
+          <w:lang w:val="en-US"/>
+        </w:rPr>
+        <w:t xml:space="preserve"> years, </w:t>
+      </w:r>
+      <w:proofErr w:type="gramStart"/>
+      <w:r>
+        <w:rPr>
+          <w:b/>
+          <w:bCs/>
+          <w:sz w:val="24"/>
+          <w:szCs w:val="24"/>
+          <w:lang w:val="en-US"/>
+        </w:rPr>
+        <w:t>Occ</w:t>
+      </w:r>
+      <w:r>
+        <w:rPr>
+          <w:b/>
+          <w:bCs/>
+          <w:sz w:val="24"/>
+          <w:szCs w:val="24"/>
+          <w:lang w:val="en-US"/>
+        </w:rPr>
+        <w:t xml:space="preserve"> :</w:t>
+      </w:r>
+      <w:proofErr w:type="gramEnd"/>
+      <w:r>
+        <w:rPr>
+          <w:b/>
+          <w:bCs/>
+          <w:sz w:val="24"/>
+          <w:szCs w:val="24"/>
+          <w:lang w:val="en-US"/>
+        </w:rPr>
+        <w:t xml:space="preserve"> Legal</w:t>
+      </w:r>
+      <w:r>
+        <w:rPr>
+          <w:b/>
+          <w:bCs/>
+          <w:sz w:val="24"/>
+          <w:szCs w:val="24"/>
+          <w:lang w:val="en-US"/>
+        </w:rPr>
+        <w:t xml:space="preserve"> Executive</w:t>
+      </w:r>
+      <w:r>
+        <w:rPr>
+          <w:b/>
+          <w:bCs/>
+          <w:sz w:val="24"/>
+          <w:szCs w:val="24"/>
+          <w:lang w:val="en-US"/>
+        </w:rPr>
+        <w:t>, R/o Hyderabad,</w:t>
+      </w:r>
+    </w:p>
+    <w:p>
+      <w:pPr>
+        <w:pStyle w:val="NoSpacing"/>
+        <w:rPr>
+          <w:b/>
+          <w:bCs/>
+          <w:sz w:val="24"/>
+          <w:szCs w:val="24"/>
+          <w:lang w:val="en-US"/>
+        </w:rPr>
+      </w:pPr>
+      <w:r>
+        <w:rPr>
+          <w:b/>
+          <w:bCs/>
+          <w:sz w:val="24"/>
+          <w:szCs w:val="24"/>
+          <w:lang w:val="en-US"/>
+        </w:rPr>
+        <w:t>Mobile No:</w:t>
+      </w:r>
+      <w:r>
+        <w:rPr>
+          <w:b/>
+          <w:bCs/>
+        </w:rPr>
+        <w:t xml:space="preserve"> </w:t>
+      </w:r>
+      <w:r>
+        <w:rPr>
+          <w:b/>
+          <w:bCs/>
+          <w:sz w:val="24"/>
+          <w:szCs w:val="24"/>
+          <w:lang w:val="en-US"/>
+        </w:rPr>
+        <w:t>8522965111</w:t>
       </w:r>
       <w:r>
         <w:rPr>
